--- a/docs/descargas/2026-09-01_ai-clauses_guia-municipal-20-paginas.docx
+++ b/docs/descargas/2026-09-01_ai-clauses_guia-municipal-20-paginas.docx
@@ -204,7 +204,7 @@
           <w:sz w:val="21"/>
           <w:szCs w:val="21"/>
         </w:rPr>
-        <w:t xml:space="preserve"> suyos son el contraste con la práctica real de la contratación y la lectura crítica de los borradores, y han cambiado el documento. Se reconoce de forma colectiva y deliberada.</w:t>
+        <w:t xml:space="preserve"> suyos son el contraste con la práctica real de la contratación y la lectura crítica de los borradores, y han cambiado el documento. Se les reconoce, de forma colectiva, el poner de manifiesto la necesidad de recoger en un pliego la acelerada evolución de las tecnologías de inteligencia artificial; sus aportaciones han sido voluntarias, desinteresadas y orientadas al interés general.</w:t>
       </w:r>
     </w:p>
     <w:p>

--- a/docs/descargas/2026-09-01_ai-clauses_guia-municipal-20-paginas.docx
+++ b/docs/descargas/2026-09-01_ai-clauses_guia-municipal-20-paginas.docx
@@ -89,7 +89,7 @@
           <w:sz w:val="21"/>
           <w:szCs w:val="21"/>
         </w:rPr>
-        <w:t xml:space="preserve">Versión 3.0 · Fecha de corte normativa y doctrinal: </w:t>
+        <w:t xml:space="preserve">Versión 4.0, definitiva · Fecha de corte normativa y doctrinal: </w:t>
       </w:r>
       <w:r>
         <w:rPr>
@@ -102,129 +102,110 @@
         </w:rPr>
         <w:t xml:space="preserve">1 de septiembre de 2026</w:t>
       </w:r>
-    </w:p>
-    <w:p>
-      <w:pPr>
-        <w:pStyle w:val="GuideH2"/>
-      </w:pPr>
-      <w:r>
-        <w:rPr>
-          <w:rFonts w:ascii="Calibri" w:cs="Calibri" w:eastAsia="Calibri" w:hAnsi="Calibri"/>
-          <w:b/>
-          <w:bCs/>
-          <w:color w:val="1F3864"/>
-        </w:rPr>
-        <w:t xml:space="preserve">Autoría</w:t>
-      </w:r>
-    </w:p>
-    <w:p>
-      <w:pPr>
-        <w:pStyle w:val="GuideCoverText"/>
-      </w:pPr>
-      <w:r>
-        <w:rPr>
-          <w:rFonts w:ascii="Calibri" w:cs="Calibri" w:eastAsia="Calibri" w:hAnsi="Calibri"/>
-          <w:b/>
-          <w:bCs/>
+      <w:r>
+        <w:rPr>
+          <w:rFonts w:ascii="Calibri" w:cs="Calibri" w:eastAsia="Calibri" w:hAnsi="Calibri"/>
           <w:color w:val="22201D"/>
           <w:sz w:val="21"/>
           <w:szCs w:val="21"/>
         </w:rPr>
-        <w:t xml:space="preserve">Dr. José Antonio Ondiviela García · Miguel Ángel Domínguez Castellano</w:t>
-      </w:r>
-      <w:r>
-        <w:rPr>
-          <w:rFonts w:ascii="Calibri" w:cs="Calibri" w:eastAsia="Calibri" w:hAnsi="Calibri"/>
+        <w:t xml:space="preserve">, con la actualización de 15 de octubre de 2026</w:t>
+      </w:r>
+    </w:p>
+    <w:p>
+      <w:pPr>
+        <w:pStyle w:val="GuideH2"/>
+      </w:pPr>
+      <w:r>
+        <w:rPr>
+          <w:rFonts w:ascii="Calibri" w:cs="Calibri" w:eastAsia="Calibri" w:hAnsi="Calibri"/>
+          <w:b/>
+          <w:bCs/>
+          <w:color w:val="1F3864"/>
+        </w:rPr>
+        <w:t xml:space="preserve">Autoría</w:t>
+      </w:r>
+    </w:p>
+    <w:p>
+      <w:pPr>
+        <w:pStyle w:val="GuideCoverText"/>
+      </w:pPr>
+      <w:r>
+        <w:rPr>
+          <w:rFonts w:ascii="Calibri" w:cs="Calibri" w:eastAsia="Calibri" w:hAnsi="Calibri"/>
+          <w:b/>
+          <w:bCs/>
           <w:color w:val="22201D"/>
           <w:sz w:val="21"/>
           <w:szCs w:val="21"/>
         </w:rPr>
-        <w:t xml:space="preserve">, firmantes · </w:t>
-      </w:r>
-      <w:r>
-        <w:rPr>
-          <w:rFonts w:ascii="Calibri" w:cs="Calibri" w:eastAsia="Calibri" w:hAnsi="Calibri"/>
-          <w:b/>
-          <w:bCs/>
+        <w:t xml:space="preserve">Dr. José Antonio Ondiviela García · Miguel Ángel Domínguez Castellano</w:t>
+      </w:r>
+      <w:r>
+        <w:rPr>
+          <w:rFonts w:ascii="Calibri" w:cs="Calibri" w:eastAsia="Calibri" w:hAnsi="Calibri"/>
           <w:color w:val="22201D"/>
           <w:sz w:val="21"/>
           <w:szCs w:val="21"/>
         </w:rPr>
-        <w:t xml:space="preserve">Delfina Lafuente Veira</w:t>
-      </w:r>
-      <w:r>
-        <w:rPr>
-          <w:rFonts w:ascii="Calibri" w:cs="Calibri" w:eastAsia="Calibri" w:hAnsi="Calibri"/>
+        <w:t xml:space="preserve">, firmantes · </w:t>
+      </w:r>
+      <w:r>
+        <w:rPr>
+          <w:rFonts w:ascii="Calibri" w:cs="Calibri" w:eastAsia="Calibri" w:hAnsi="Calibri"/>
+          <w:b/>
+          <w:bCs/>
           <w:color w:val="22201D"/>
           <w:sz w:val="21"/>
           <w:szCs w:val="21"/>
         </w:rPr>
-        <w:t xml:space="preserve">, Concejal de Administración Digital, Calidad e Innovación del Ayuntamiento de Pozuelo de Alarcón, </w:t>
-      </w:r>
-      <w:r>
-        <w:rPr>
-          <w:rFonts w:ascii="Calibri" w:cs="Calibri" w:eastAsia="Calibri" w:hAnsi="Calibri"/>
-          <w:b/>
-          <w:bCs/>
+        <w:t xml:space="preserve">Delfina Lafuente Veira</w:t>
+      </w:r>
+      <w:r>
+        <w:rPr>
+          <w:rFonts w:ascii="Calibri" w:cs="Calibri" w:eastAsia="Calibri" w:hAnsi="Calibri"/>
           <w:color w:val="22201D"/>
           <w:sz w:val="21"/>
           <w:szCs w:val="21"/>
         </w:rPr>
-        <w:t xml:space="preserve">co-impulsora del proyecto</w:t>
-      </w:r>
-      <w:r>
-        <w:rPr>
-          <w:rFonts w:ascii="Calibri" w:cs="Calibri" w:eastAsia="Calibri" w:hAnsi="Calibri"/>
+        <w:t xml:space="preserve">, Concejal de Administración Digital, Calidad e Innovación del Ayuntamiento de Pozuelo de Alarcón, </w:t>
+      </w:r>
+      <w:r>
+        <w:rPr>
+          <w:rFonts w:ascii="Calibri" w:cs="Calibri" w:eastAsia="Calibri" w:hAnsi="Calibri"/>
+          <w:b/>
+          <w:bCs/>
           <w:color w:val="22201D"/>
           <w:sz w:val="21"/>
           <w:szCs w:val="21"/>
         </w:rPr>
-        <w:t xml:space="preserve">, a título personal.</w:t>
-      </w:r>
-    </w:p>
-    <w:p>
-      <w:pPr>
-        <w:pStyle w:val="GuideCoverText"/>
-      </w:pPr>
-      <w:r>
-        <w:rPr>
-          <w:rFonts w:ascii="Calibri" w:cs="Calibri" w:eastAsia="Calibri" w:hAnsi="Calibri"/>
-          <w:b/>
-          <w:bCs/>
+        <w:t xml:space="preserve">co-impulsora del proyecto</w:t>
+      </w:r>
+      <w:r>
+        <w:rPr>
+          <w:rFonts w:ascii="Calibri" w:cs="Calibri" w:eastAsia="Calibri" w:hAnsi="Calibri"/>
           <w:color w:val="22201D"/>
           <w:sz w:val="21"/>
           <w:szCs w:val="21"/>
         </w:rPr>
-        <w:t xml:space="preserve">Reconocimiento a los servicios técnicos municipales:</w:t>
-      </w:r>
-      <w:r>
-        <w:rPr>
-          <w:rFonts w:ascii="Calibri" w:cs="Calibri" w:eastAsia="Calibri" w:hAnsi="Calibri"/>
+        <w:t xml:space="preserve">, a título personal.</w:t>
+      </w:r>
+    </w:p>
+    <w:p>
+      <w:pPr>
+        <w:pStyle w:val="GuideCoverText"/>
+      </w:pPr>
+      <w:r>
+        <w:rPr>
+          <w:rFonts w:ascii="Calibri" w:cs="Calibri" w:eastAsia="Calibri" w:hAnsi="Calibri"/>
+          <w:b/>
+          <w:bCs/>
           <w:color w:val="22201D"/>
           <w:sz w:val="21"/>
           <w:szCs w:val="21"/>
         </w:rPr>
-        <w:t xml:space="preserve"> suyos son el contraste con la práctica real de la contratación y la lectura crítica de los borradores, y han cambiado el documento. Se les reconoce, de forma colectiva, el poner de manifiesto la necesidad de recoger en un pliego la acelerada evolución de las tecnologías de inteligencia artificial; sus aportaciones han sido voluntarias, desinteresadas y orientadas al interés general.</w:t>
-      </w:r>
-    </w:p>
-    <w:p>
-      <w:pPr>
-        <w:pStyle w:val="GuideH2"/>
-      </w:pPr>
-      <w:r>
-        <w:rPr>
-          <w:rFonts w:ascii="Calibri" w:cs="Calibri" w:eastAsia="Calibri" w:hAnsi="Calibri"/>
-          <w:b/>
-          <w:bCs/>
-          <w:color w:val="1F3864"/>
-        </w:rPr>
-        <w:t xml:space="preserve">Estado del documento</w:t>
-      </w:r>
-    </w:p>
-    <w:p>
-      <w:pPr>
-        <w:pStyle w:val="GuideCoverText"/>
-      </w:pPr>
+        <w:t xml:space="preserve">Reconocimiento a los servicios técnicos municipales:</w:t>
+      </w:r>
       <w:r>
         <w:rPr>
           <w:rFonts w:ascii="Calibri" w:cs="Calibri" w:eastAsia="Calibri" w:hAnsi="Calibri"/>
@@ -232,192 +213,220 @@
           <w:sz w:val="21"/>
           <w:szCs w:val="21"/>
         </w:rPr>
-        <w:t xml:space="preserve">Este catálogo nace de un problema real de gestión municipal, pero </w:t>
-      </w:r>
-      <w:r>
-        <w:rPr>
-          <w:rFonts w:ascii="Calibri" w:cs="Calibri" w:eastAsia="Calibri" w:hAnsi="Calibri"/>
-          <w:b/>
-          <w:bCs/>
+        <w:t xml:space="preserve"> suyos son el contraste con la práctica real de la contratación y la lectura crítica de los borradores, y han cambiado el documento. Se les reconoce, de forma colectiva, el poner de manifiesto la necesidad de recoger en un pliego la acelerada evolución de las tecnologías de inteligencia artificial; sus aportaciones han sido voluntarias, desinteresadas y orientadas al interés general.</w:t>
+      </w:r>
+    </w:p>
+    <w:p>
+      <w:pPr>
+        <w:pStyle w:val="GuideH2"/>
+      </w:pPr>
+      <w:r>
+        <w:rPr>
+          <w:rFonts w:ascii="Calibri" w:cs="Calibri" w:eastAsia="Calibri" w:hAnsi="Calibri"/>
+          <w:b/>
+          <w:bCs/>
+          <w:color w:val="1F3864"/>
+        </w:rPr>
+        <w:t xml:space="preserve">Estado del documento</w:t>
+      </w:r>
+    </w:p>
+    <w:p>
+      <w:pPr>
+        <w:pStyle w:val="GuideCoverText"/>
+      </w:pPr>
+      <w:r>
+        <w:rPr>
+          <w:rFonts w:ascii="Calibri" w:cs="Calibri" w:eastAsia="Calibri" w:hAnsi="Calibri"/>
           <w:color w:val="22201D"/>
           <w:sz w:val="21"/>
           <w:szCs w:val="21"/>
         </w:rPr>
-        <w:t xml:space="preserve">no es un documento oficial de ninguna administración</w:t>
-      </w:r>
-      <w:r>
-        <w:rPr>
-          <w:rFonts w:ascii="Calibri" w:cs="Calibri" w:eastAsia="Calibri" w:hAnsi="Calibri"/>
+        <w:t xml:space="preserve">Este catálogo nace de un problema real de gestión municipal, pero </w:t>
+      </w:r>
+      <w:r>
+        <w:rPr>
+          <w:rFonts w:ascii="Calibri" w:cs="Calibri" w:eastAsia="Calibri" w:hAnsi="Calibri"/>
+          <w:b/>
+          <w:bCs/>
           <w:color w:val="22201D"/>
           <w:sz w:val="21"/>
           <w:szCs w:val="21"/>
         </w:rPr>
-        <w:t xml:space="preserve">, no ha sido aprobado por ningún órgano municipal, autonómico ni estatal y no expresa la posición de ninguna Corporación; ningún órgano de contratación, intervención o asesoría jurídica se ha pronunciado sobre él. Es una propuesta técnica publicada para el debate y la reutilización. </w:t>
-      </w:r>
-      <w:r>
-        <w:rPr>
-          <w:rFonts w:ascii="Calibri" w:cs="Calibri" w:eastAsia="Calibri" w:hAnsi="Calibri"/>
-          <w:b/>
-          <w:bCs/>
+        <w:t xml:space="preserve">no es un documento oficial de ninguna administración</w:t>
+      </w:r>
+      <w:r>
+        <w:rPr>
+          <w:rFonts w:ascii="Calibri" w:cs="Calibri" w:eastAsia="Calibri" w:hAnsi="Calibri"/>
           <w:color w:val="22201D"/>
           <w:sz w:val="21"/>
           <w:szCs w:val="21"/>
         </w:rPr>
-        <w:t xml:space="preserve">Y no es sólo municipal:</w:t>
-      </w:r>
-      <w:r>
-        <w:rPr>
-          <w:rFonts w:ascii="Calibri" w:cs="Calibri" w:eastAsia="Calibri" w:hAnsi="Calibri"/>
+        <w:t xml:space="preserve">, no ha sido aprobado por ningún órgano municipal, autonómico ni estatal y no expresa la posición de ninguna Corporación; ningún órgano de contratación, intervención o asesoría jurídica ha emitido informe sobre él ni lo ha aprobado. Es una propuesta técnica publicada en abierto, con su texto definitivo en esta versión 4.0, para su reutilización. </w:t>
+      </w:r>
+      <w:r>
+        <w:rPr>
+          <w:rFonts w:ascii="Calibri" w:cs="Calibri" w:eastAsia="Calibri" w:hAnsi="Calibri"/>
+          <w:b/>
+          <w:bCs/>
           <w:color w:val="22201D"/>
           <w:sz w:val="21"/>
           <w:szCs w:val="21"/>
         </w:rPr>
-        <w:t xml:space="preserve"> está parametrizado para cualquier administración —los órganos, umbrales, categorías de seguridad y plazos son parámetros con valor recomendado, no valores fijos—, de modo que sirve igual a un ayuntamiento, a una diputación, a una comunidad autónoma o a un organismo estatal, cambiando quién firma cada cosa. Se publica con licencia CC BY 4.0 para que se copie, se adapte y se mejore. El caso trabajado de la Parte VI es un </w:t>
-      </w:r>
-      <w:r>
-        <w:rPr>
-          <w:rFonts w:ascii="Calibri" w:cs="Calibri" w:eastAsia="Calibri" w:hAnsi="Calibri"/>
-          <w:b/>
-          <w:bCs/>
+        <w:t xml:space="preserve">Y no es sólo municipal:</w:t>
+      </w:r>
+      <w:r>
+        <w:rPr>
+          <w:rFonts w:ascii="Calibri" w:cs="Calibri" w:eastAsia="Calibri" w:hAnsi="Calibri"/>
           <w:color w:val="22201D"/>
           <w:sz w:val="21"/>
           <w:szCs w:val="21"/>
         </w:rPr>
-        <w:t xml:space="preserve">expediente simulado</w:t>
-      </w:r>
-      <w:r>
-        <w:rPr>
-          <w:rFonts w:ascii="Calibri" w:cs="Calibri" w:eastAsia="Calibri" w:hAnsi="Calibri"/>
+        <w:t xml:space="preserve"> está parametrizado para cualquier administración —los órganos, umbrales, categorías de seguridad y plazos son parámetros con valor recomendado, no valores fijos—, de modo que sirve igual a un ayuntamiento, a una diputación, a una comunidad autónoma o a un organismo estatal, cambiando quién firma cada cosa. Se publica con licencia CC BY 4.0 para que se copie, se adapte y se mejore. El caso trabajado de la Parte VI es un </w:t>
+      </w:r>
+      <w:r>
+        <w:rPr>
+          <w:rFonts w:ascii="Calibri" w:cs="Calibri" w:eastAsia="Calibri" w:hAnsi="Calibri"/>
+          <w:b/>
+          <w:bCs/>
           <w:color w:val="22201D"/>
           <w:sz w:val="21"/>
           <w:szCs w:val="21"/>
         </w:rPr>
-        <w:t xml:space="preserve">: no corresponde a ninguna licitación real, en curso ni en preparación, y sus cifras están construidas para el ejemplo.</w:t>
-      </w:r>
-    </w:p>
-    <w:p>
-      <w:pPr>
-        <w:pStyle w:val="GuideCoverText"/>
-      </w:pPr>
-      <w:r>
-        <w:rPr>
-          <w:rFonts w:ascii="Calibri" w:cs="Calibri" w:eastAsia="Calibri" w:hAnsi="Calibri"/>
-          <w:b/>
-          <w:bCs/>
+        <w:t xml:space="preserve">expediente simulado</w:t>
+      </w:r>
+      <w:r>
+        <w:rPr>
+          <w:rFonts w:ascii="Calibri" w:cs="Calibri" w:eastAsia="Calibri" w:hAnsi="Calibri"/>
           <w:color w:val="22201D"/>
           <w:sz w:val="21"/>
           <w:szCs w:val="21"/>
         </w:rPr>
-        <w:t xml:space="preserve">Qué se puede hacer desde hoy, y qué no.</w:t>
-      </w:r>
-      <w:r>
-        <w:rPr>
-          <w:rFonts w:ascii="Calibri" w:cs="Calibri" w:eastAsia="Calibri" w:hAnsi="Calibri"/>
+        <w:t xml:space="preserve">: no corresponde a ninguna licitación real, en curso ni en preparación, y sus cifras están construidas para el ejemplo.</w:t>
+      </w:r>
+    </w:p>
+    <w:p>
+      <w:pPr>
+        <w:pStyle w:val="GuideCoverText"/>
+      </w:pPr>
+      <w:r>
+        <w:rPr>
+          <w:rFonts w:ascii="Calibri" w:cs="Calibri" w:eastAsia="Calibri" w:hAnsi="Calibri"/>
+          <w:b/>
+          <w:bCs/>
           <w:color w:val="22201D"/>
           <w:sz w:val="21"/>
           <w:szCs w:val="21"/>
         </w:rPr>
-        <w:t xml:space="preserve"> La mayoría de las cláusulas —y las de más valor económico: reversibilidad, propiedad intelectual, acceso al dato, ENS bien redactado— se anclan por vía </w:t>
-      </w:r>
-      <w:r>
-        <w:rPr>
-          <w:rFonts w:ascii="Calibri" w:cs="Calibri" w:eastAsia="Calibri" w:hAnsi="Calibri"/>
-          <w:b/>
-          <w:bCs/>
+        <w:t xml:space="preserve">Qué se puede hacer desde hoy, y qué no.</w:t>
+      </w:r>
+      <w:r>
+        <w:rPr>
+          <w:rFonts w:ascii="Calibri" w:cs="Calibri" w:eastAsia="Calibri" w:hAnsi="Calibri"/>
           <w:color w:val="22201D"/>
           <w:sz w:val="21"/>
           <w:szCs w:val="21"/>
         </w:rPr>
-        <w:t xml:space="preserve">normativa</w:t>
-      </w:r>
-      <w:r>
-        <w:rPr>
-          <w:rFonts w:ascii="Calibri" w:cs="Calibri" w:eastAsia="Calibri" w:hAnsi="Calibri"/>
+        <w:t xml:space="preserve"> La mayoría de las cláusulas —y las de más valor económico: reversibilidad, propiedad intelectual, acceso al dato, ENS bien redactado— se anclan por vía </w:t>
+      </w:r>
+      <w:r>
+        <w:rPr>
+          <w:rFonts w:ascii="Calibri" w:cs="Calibri" w:eastAsia="Calibri" w:hAnsi="Calibri"/>
+          <w:b/>
+          <w:bCs/>
           <w:color w:val="22201D"/>
           <w:sz w:val="21"/>
           <w:szCs w:val="21"/>
         </w:rPr>
-        <w:t xml:space="preserve"> o </w:t>
-      </w:r>
-      <w:r>
-        <w:rPr>
-          <w:rFonts w:ascii="Calibri" w:cs="Calibri" w:eastAsia="Calibri" w:hAnsi="Calibri"/>
-          <w:b/>
-          <w:bCs/>
+        <w:t xml:space="preserve">normativa</w:t>
+      </w:r>
+      <w:r>
+        <w:rPr>
+          <w:rFonts w:ascii="Calibri" w:cs="Calibri" w:eastAsia="Calibri" w:hAnsi="Calibri"/>
           <w:color w:val="22201D"/>
           <w:sz w:val="21"/>
           <w:szCs w:val="21"/>
         </w:rPr>
-        <w:t xml:space="preserve">funcional</w:t>
-      </w:r>
-      <w:r>
-        <w:rPr>
-          <w:rFonts w:ascii="Calibri" w:cs="Calibri" w:eastAsia="Calibri" w:hAnsi="Calibri"/>
+        <w:t xml:space="preserve"> o </w:t>
+      </w:r>
+      <w:r>
+        <w:rPr>
+          <w:rFonts w:ascii="Calibri" w:cs="Calibri" w:eastAsia="Calibri" w:hAnsi="Calibri"/>
+          <w:b/>
+          <w:bCs/>
           <w:color w:val="22201D"/>
           <w:sz w:val="21"/>
           <w:szCs w:val="21"/>
         </w:rPr>
-        <w:t xml:space="preserve"> y </w:t>
-      </w:r>
-      <w:r>
-        <w:rPr>
-          <w:rFonts w:ascii="Calibri" w:cs="Calibri" w:eastAsia="Calibri" w:hAnsi="Calibri"/>
-          <w:b/>
-          <w:bCs/>
+        <w:t xml:space="preserve">funcional</w:t>
+      </w:r>
+      <w:r>
+        <w:rPr>
+          <w:rFonts w:ascii="Calibri" w:cs="Calibri" w:eastAsia="Calibri" w:hAnsi="Calibri"/>
           <w:color w:val="22201D"/>
           <w:sz w:val="21"/>
           <w:szCs w:val="21"/>
         </w:rPr>
-        <w:t xml:space="preserve">no necesitan ningún acuerdo previo</w:t>
-      </w:r>
-      <w:r>
-        <w:rPr>
-          <w:rFonts w:ascii="Calibri" w:cs="Calibri" w:eastAsia="Calibri" w:hAnsi="Calibri"/>
+        <w:t xml:space="preserve"> y </w:t>
+      </w:r>
+      <w:r>
+        <w:rPr>
+          <w:rFonts w:ascii="Calibri" w:cs="Calibri" w:eastAsia="Calibri" w:hAnsi="Calibri"/>
+          <w:b/>
+          <w:bCs/>
           <w:color w:val="22201D"/>
           <w:sz w:val="21"/>
           <w:szCs w:val="21"/>
         </w:rPr>
-        <w:t xml:space="preserve">: basta motivarlas en la memoria del expediente con datos propios. Sólo las de origen </w:t>
-      </w:r>
-      <w:r>
-        <w:rPr>
-          <w:rFonts w:ascii="Calibri" w:cs="Calibri" w:eastAsia="Calibri" w:hAnsi="Calibri"/>
-          <w:b/>
-          <w:bCs/>
+        <w:t xml:space="preserve">no necesitan ningún acuerdo previo</w:t>
+      </w:r>
+      <w:r>
+        <w:rPr>
+          <w:rFonts w:ascii="Calibri" w:cs="Calibri" w:eastAsia="Calibri" w:hAnsi="Calibri"/>
           <w:color w:val="22201D"/>
           <w:sz w:val="21"/>
           <w:szCs w:val="21"/>
         </w:rPr>
-        <w:t xml:space="preserve">institucional</w:t>
-      </w:r>
-      <w:r>
-        <w:rPr>
-          <w:rFonts w:ascii="Calibri" w:cs="Calibri" w:eastAsia="Calibri" w:hAnsi="Calibri"/>
+        <w:t xml:space="preserve">: basta motivarlas en la memoria del expediente con datos propios. Sólo las de origen </w:t>
+      </w:r>
+      <w:r>
+        <w:rPr>
+          <w:rFonts w:ascii="Calibri" w:cs="Calibri" w:eastAsia="Calibri" w:hAnsi="Calibri"/>
+          <w:b/>
+          <w:bCs/>
           <w:color w:val="22201D"/>
           <w:sz w:val="21"/>
           <w:szCs w:val="21"/>
         </w:rPr>
-        <w:t xml:space="preserve">, que ninguna norma impone y ningún gestor pide, necesitan el acuerdo del órgano de gobierno, que no es un permiso sino la prueba documental de su necesidad. De las seis cláusulas del piloto mínimo, </w:t>
-      </w:r>
-      <w:r>
-        <w:rPr>
-          <w:rFonts w:ascii="Calibri" w:cs="Calibri" w:eastAsia="Calibri" w:hAnsi="Calibri"/>
-          <w:b/>
-          <w:bCs/>
+        <w:t xml:space="preserve">institucional</w:t>
+      </w:r>
+      <w:r>
+        <w:rPr>
+          <w:rFonts w:ascii="Calibri" w:cs="Calibri" w:eastAsia="Calibri" w:hAnsi="Calibri"/>
           <w:color w:val="22201D"/>
           <w:sz w:val="21"/>
           <w:szCs w:val="21"/>
         </w:rPr>
-        <w:t xml:space="preserve">cinco no dependen de ese acuerdo</w:t>
-      </w:r>
-      <w:r>
-        <w:rPr>
-          <w:rFonts w:ascii="Calibri" w:cs="Calibri" w:eastAsia="Calibri" w:hAnsi="Calibri"/>
+        <w:t xml:space="preserve">, que ninguna norma impone y ningún gestor pide, necesitan el acuerdo del órgano de gobierno, que no es un permiso sino la prueba documental de su necesidad. Del piloto mínimo —seis cláusulas, siete con DT‑1 si intervienen sistemas de IA—, </w:t>
+      </w:r>
+      <w:r>
+        <w:rPr>
+          <w:rFonts w:ascii="Calibri" w:cs="Calibri" w:eastAsia="Calibri" w:hAnsi="Calibri"/>
+          <w:b/>
+          <w:bCs/>
           <w:color w:val="22201D"/>
           <w:sz w:val="21"/>
           <w:szCs w:val="21"/>
         </w:rPr>
-        <w:t xml:space="preserve">.</w:t>
+        <w:t xml:space="preserve">sólo ADM‑2 con su Anexo V depende de ese acuerdo</w:t>
+      </w:r>
+      <w:r>
+        <w:rPr>
+          <w:rFonts w:ascii="Calibri" w:cs="Calibri" w:eastAsia="Calibri" w:hAnsi="Calibri"/>
+          <w:color w:val="22201D"/>
+          <w:sz w:val="21"/>
+          <w:szCs w:val="21"/>
+        </w:rPr>
+        <w:t xml:space="preserve">, y con él la DT‑7 que arrastra el Anexo V del catálogo.</w:t>
       </w:r>
     </w:p>
     <w:p>
@@ -1182,7 +1191,7 @@
           <w:sz w:val="20"/>
           <w:szCs w:val="20"/>
         </w:rPr>
-        <w:t xml:space="preserve">El catálogo puede publicarse para el debate, pero no debe aplicarse mientras sigan pendientes el acuerdo institucional, la consulta preliminar del mercado y las declaraciones de conflicto de interés. Publicar no es aplicar.</w:t>
+        <w:t xml:space="preserve">El catálogo puede publicarse, pero no debe aplicarse mientras sigan pendientes el acuerdo institucional, la consulta preliminar del mercado y las declaraciones de conflicto de interés. Publicar no es aplicar.</w:t>
       </w:r>
     </w:p>
     <w:p>
@@ -2323,7 +2332,7 @@
           <w:sz w:val="20"/>
           <w:szCs w:val="20"/>
         </w:rPr>
-        <w:t xml:space="preserve">A 1 de septiembre de 2026 siguen pendientes: el acuerdo del órgano de gobierno; la consulta preliminar y el contraste documentado del Anexo V; y las declaraciones de conflicto de interés firmadas. Mientras falten, el catálogo puede difundirse y debatirse, pero sus cláusulas no deben incorporarse a un expediente.</w:t>
+        <w:t xml:space="preserve">A 15 de octubre de 2026 siguen pendientes: el acuerdo del órgano de gobierno; la consulta preliminar y el contraste documentado del Anexo V; y las declaraciones de conflicto de interés firmadas. Mientras falten, el catálogo no debe citarse como modelo ni servir de aval en un expediente; sus soluciones de redacción sí pueden usarse, motivadas con datos propios.</w:t>
       </w:r>
     </w:p>
     <w:p>
@@ -3218,7 +3227,7 @@
           <w:sz w:val="20"/>
           <w:szCs w:val="20"/>
         </w:rPr>
-        <w:t xml:space="preserve">Confirmar que el Ayuntamiento puede verificar lo elegido. A partir de 20 horas anuales se revisa o agrupa la carga; por encima de 40 se exige conformidad expresa del servicio verificador.</w:t>
+        <w:t xml:space="preserve">Confirmar que el Ayuntamiento puede verificar lo elegido. Por encima de 20 horas anuales se revisa o agrupa la carga; por encima de 40 se exige conformidad expresa del servicio verificador.</w:t>
       </w:r>
     </w:p>
     <w:p>
@@ -7935,7 +7944,7 @@
           <w:sz w:val="20"/>
           <w:szCs w:val="20"/>
         </w:rPr>
-        <w:t xml:space="preserve">Un primer expediente no incorpora el catálogo entero. Incorpora seis cláusulas que se sostienen solas y producen resultado verificable en el primer año: </w:t>
+        <w:t xml:space="preserve">Un primer expediente no incorpora el catálogo entero. Incorpora seis cláusulas que producen resultado verificable en el primer año: </w:t>
       </w:r>
       <w:r>
         <w:rPr>
@@ -8055,7 +8064,47 @@
           <w:sz w:val="20"/>
           <w:szCs w:val="20"/>
         </w:rPr>
-        <w:t xml:space="preserve"> en lo que corresponda a las anteriores. Todo lo demás espera al informe de evaluación.</w:t>
+        <w:t xml:space="preserve"> en lo que corresponda a las anteriores. Si en el contrato intervienen sistemas de inteligencia artificial, se suma </w:t>
+      </w:r>
+      <w:r>
+        <w:rPr>
+          <w:rFonts w:ascii="Calibri" w:cs="Calibri" w:eastAsia="Calibri" w:hAnsi="Calibri"/>
+          <w:b/>
+          <w:bCs/>
+          <w:color w:val="22201D"/>
+          <w:sz w:val="20"/>
+          <w:szCs w:val="20"/>
+        </w:rPr>
+        <w:t xml:space="preserve">DT‑1</w:t>
+      </w:r>
+      <w:r>
+        <w:rPr>
+          <w:rFonts w:ascii="Calibri" w:cs="Calibri" w:eastAsia="Calibri" w:hAnsi="Calibri"/>
+          <w:color w:val="22201D"/>
+          <w:sz w:val="20"/>
+          <w:szCs w:val="20"/>
+        </w:rPr>
+        <w:t xml:space="preserve">, al menos en su inventario y en el reparto de papeles. Con el Anexo V del propio catálogo entra también </w:t>
+      </w:r>
+      <w:r>
+        <w:rPr>
+          <w:rFonts w:ascii="Calibri" w:cs="Calibri" w:eastAsia="Calibri" w:hAnsi="Calibri"/>
+          <w:b/>
+          <w:bCs/>
+          <w:color w:val="22201D"/>
+          <w:sz w:val="20"/>
+          <w:szCs w:val="20"/>
+        </w:rPr>
+        <w:t xml:space="preserve">DT‑7</w:t>
+      </w:r>
+      <w:r>
+        <w:rPr>
+          <w:rFonts w:ascii="Calibri" w:cs="Calibri" w:eastAsia="Calibri" w:hAnsi="Calibri"/>
+          <w:color w:val="22201D"/>
+          <w:sz w:val="20"/>
+          <w:szCs w:val="20"/>
+        </w:rPr>
+        <w:t xml:space="preserve">, porque sus tres exigencias dependen de ella. Verificarlo cuesta entre 20 y 24 horas al año y entre 44 y 60 el primer año, sin DT‑1 ni DT‑7 (cálculo y sumandos en ADM‑4, epígrafe 5). Todo lo demás espera al informe de evaluación.</w:t>
       </w:r>
     </w:p>
     <w:p>
@@ -8198,7 +8247,7 @@
           <w:sz w:val="20"/>
           <w:szCs w:val="20"/>
         </w:rPr>
-        <w:t xml:space="preserve">17 se aplican sin condición</w:t>
+        <w:t xml:space="preserve">16 se aplican sin condición</w:t>
       </w:r>
       <w:r>
         <w:rPr>
@@ -8218,16 +8267,16 @@
           <w:sz w:val="20"/>
           <w:szCs w:val="20"/>
         </w:rPr>
-        <w:t xml:space="preserve">3 quedan condicionadas</w:t>
-      </w:r>
-      <w:r>
-        <w:rPr>
-          <w:rFonts w:ascii="Calibri" w:cs="Calibri" w:eastAsia="Calibri" w:hAnsi="Calibri"/>
-          <w:color w:val="22201D"/>
-          <w:sz w:val="20"/>
-          <w:szCs w:val="20"/>
-        </w:rPr>
-        <w:t xml:space="preserve"> al acuerdo del órgano de gobierno —DT‑7, DT‑9 y, con ellas, ADM‑2— y </w:t>
+        <w:t xml:space="preserve">4 quedan condicionadas</w:t>
+      </w:r>
+      <w:r>
+        <w:rPr>
+          <w:rFonts w:ascii="Calibri" w:cs="Calibri" w:eastAsia="Calibri" w:hAnsi="Calibri"/>
+          <w:color w:val="22201D"/>
+          <w:sz w:val="20"/>
+          <w:szCs w:val="20"/>
+        </w:rPr>
+        <w:t xml:space="preserve"> al acuerdo del órgano de gobierno —DT‑7, DT‑9 y, con ellas, ADM‑2 y ADM‑10— y </w:t>
       </w:r>
       <w:r>
         <w:rPr>
@@ -8876,7 +8925,7 @@
           <w:sz w:val="20"/>
           <w:szCs w:val="20"/>
         </w:rPr>
-        <w:t xml:space="preserve">177,5 y 217,5 horas</w:t>
+        <w:t xml:space="preserve">193,5 y 237,5 horas</w:t>
       </w:r>
       <w:r>
         <w:rPr>
@@ -8896,16 +8945,16 @@
           <w:sz w:val="20"/>
           <w:szCs w:val="20"/>
         </w:rPr>
-        <w:t xml:space="preserve">117,5 y 141,5 horas/año</w:t>
-      </w:r>
-      <w:r>
-        <w:rPr>
-          <w:rFonts w:ascii="Calibri" w:cs="Calibri" w:eastAsia="Calibri" w:hAnsi="Calibri"/>
-          <w:color w:val="22201D"/>
-          <w:sz w:val="20"/>
-          <w:szCs w:val="20"/>
-        </w:rPr>
-        <w:t xml:space="preserve"> después. Al superar 40 horas, la conformidad expresa del servicio verificador es obligatoria.</w:t>
+        <w:t xml:space="preserve">128,5 y 144,5 horas/año</w:t>
+      </w:r>
+      <w:r>
+        <w:rPr>
+          <w:rFonts w:ascii="Calibri" w:cs="Calibri" w:eastAsia="Calibri" w:hAnsi="Calibri"/>
+          <w:color w:val="22201D"/>
+          <w:sz w:val="20"/>
+          <w:szCs w:val="20"/>
+        </w:rPr>
+        <w:t xml:space="preserve"> después, contados los apartados 11 a 13 de DT‑1. Al superar 40 horas, la conformidad expresa del servicio verificador es obligatoria.</w:t>
       </w:r>
     </w:p>
     <w:p>
@@ -8991,7 +9040,7 @@
           <w:bCs/>
           <w:color w:val="1F3864"/>
         </w:rPr>
-        <w:t xml:space="preserve">Los 25 anexos: caja de herramientas</w:t>
+        <w:t xml:space="preserve">Los 26 anexos: caja de herramientas</w:t>
       </w:r>
     </w:p>
     <w:p>
@@ -9170,7 +9219,27 @@
           <w:sz w:val="20"/>
           <w:szCs w:val="20"/>
         </w:rPr>
-        <w:t xml:space="preserve"> Prestaciones intelectuales.</w:t>
+        <w:t xml:space="preserve"> Prestaciones intelectuales · </w:t>
+      </w:r>
+      <w:r>
+        <w:rPr>
+          <w:rFonts w:ascii="Calibri" w:cs="Calibri" w:eastAsia="Calibri" w:hAnsi="Calibri"/>
+          <w:b/>
+          <w:bCs/>
+          <w:color w:val="22201D"/>
+          <w:sz w:val="20"/>
+          <w:szCs w:val="20"/>
+        </w:rPr>
+        <w:t xml:space="preserve">XXVI</w:t>
+      </w:r>
+      <w:r>
+        <w:rPr>
+          <w:rFonts w:ascii="Calibri" w:cs="Calibri" w:eastAsia="Calibri" w:hAnsi="Calibri"/>
+          <w:color w:val="22201D"/>
+          <w:sz w:val="20"/>
+          <w:szCs w:val="20"/>
+        </w:rPr>
+        <w:t xml:space="preserve"> Matriz de riesgos.</w:t>
       </w:r>
     </w:p>
     <w:p>
@@ -9730,7 +9799,7 @@
           <w:sz w:val="20"/>
           <w:szCs w:val="20"/>
         </w:rPr>
-        <w:t xml:space="preserve"> Parte 0, §0.0; Parte V, §§V.8–V.10; Parte VII, Anexos I–XXV; autoría y condiciones de uso.</w:t>
+        <w:t xml:space="preserve"> Parte 0, §0.0; Parte V, §§V.8–V.10; Parte VII, Anexos I–XXVI; autoría y condiciones de uso.</w:t>
       </w:r>
     </w:p>
     <w:sectPr>
